--- a/documentos/Fases_Del_Proyecto/Documento 1 – Visión Personal Del Proyecto (versión Completa).docx
+++ b/documentos/Fases_Del_Proyecto/Documento 1 – Visión Personal Del Proyecto (versión Completa).docx
@@ -1091,14 +1091,7 @@
         </w:numPr>
       </w:pPr>
       <w:r>
-        <w:rPr>
-          <w:b/>
-          <w:bCs/>
-        </w:rPr>
-        <w:t xml:space="preserve">Amazon Polly</w:t>
-      </w:r>
-      <w:r>
-        <w:t xml:space="preserve">: voz neuronal alternativa (pendiente de implementación).</w:t>
+        <w:t>Amazon Polly: voz neuronal alternativa.</w:t>
       </w:r>
     </w:p>
     <w:p>
@@ -1122,6 +1115,18 @@
     </w:p>
     <w:p>
       <w:pPr>
+        <w:pStyle w:val="Compact"/>
+        <w:numPr>
+          <w:ilvl w:val="0"/>
+          <w:numId w:val="1011"/>
+        </w:numPr>
+      </w:pPr>
+      <w:r>
+        <w:t>Deepgram Aura-2: motor neuronal rápido, sin suscripción mensual fija.</w:t>
+      </w:r>
+    </w:p>
+    <w:p>
+      <w:pPr>
         <w:pStyle w:val="FirstParagraph"/>
       </w:pPr>
       <w:r>
@@ -1838,7 +1843,7 @@
         <w:pStyle w:val="Heading3"/>
       </w:pPr>
       <w:r>
-        <w:t xml:space="preserve">17. Lo que queda por implementar</w:t>
+        <w:t>17. De los planes a la realidad</w:t>
       </w:r>
     </w:p>
     <w:p>
@@ -1846,7 +1851,15 @@
         <w:pStyle w:val="FirstParagraph"/>
       </w:pPr>
       <w:r>
-        <w:t xml:space="preserve">Quedan tres grandes bloques:</w:t>
+        <w:t>Los tres grandes bloques que quedaban pendientes se completaron en dos versiones:</w:t>
+      </w:r>
+    </w:p>
+    <w:p>
+      <w:pPr>
+        <w:pStyle w:val="BodyText"/>
+      </w:pPr>
+      <w:r>
+        <w:t>Versión 1.1.0:</w:t>
       </w:r>
     </w:p>
     <w:p>
@@ -1858,7 +1871,7 @@
         </w:numPr>
       </w:pPr>
       <w:r>
-        <w:t xml:space="preserve">Implementación completa de Amazon Polly.</w:t>
+        <w:t>Amazon Polly, integrado como motor neuronal alternativo.</w:t>
       </w:r>
     </w:p>
     <w:p>
@@ -1870,19 +1883,111 @@
         </w:numPr>
       </w:pPr>
       <w:r>
-        <w:t xml:space="preserve">Sistema de etiquetas para producción multivoz.</w:t>
-      </w:r>
-    </w:p>
-    <w:p>
-      <w:pPr>
-        <w:pStyle w:val="Compact"/>
-        <w:numPr>
-          <w:ilvl w:val="0"/>
-          <w:numId w:val="1021"/>
-        </w:numPr>
-      </w:pPr>
-      <w:r>
-        <w:t xml:space="preserve">Modo Grabación.</w:t>
+        <w:t>Sistema de etiquetas {{@voz}} para producción multivoz.</w:t>
+      </w:r>
+    </w:p>
+    <w:p>
+      <w:pPr>
+        <w:pStyle w:val="Compact"/>
+        <w:numPr>
+          <w:ilvl w:val="0"/>
+          <w:numId w:val="1011"/>
+        </w:numPr>
+      </w:pPr>
+      <w:r>
+        <w:t>Modo Grabación: exportación MP3 a 320 kbps, normalizado a 44 100 Hz.</w:t>
+      </w:r>
+    </w:p>
+    <w:p>
+      <w:pPr>
+        <w:pStyle w:val="Compact"/>
+        <w:numPr>
+          <w:ilvl w:val="0"/>
+          <w:numId w:val="1011"/>
+        </w:numPr>
+      </w:pPr>
+      <w:r>
+        <w:t>Deslizadores de velocidad y volumen en modo grabación.</w:t>
+      </w:r>
+    </w:p>
+    <w:p>
+      <w:pPr>
+        <w:pStyle w:val="Compact"/>
+        <w:numPr>
+          <w:ilvl w:val="0"/>
+          <w:numId w:val="1011"/>
+        </w:numPr>
+      </w:pPr>
+      <w:r>
+        <w:t>Descarga automática de actualizaciones desde el repositorio.</w:t>
+      </w:r>
+    </w:p>
+    <w:p>
+      <w:pPr>
+        <w:pStyle w:val="BodyText"/>
+      </w:pPr>
+      <w:r>
+        <w:t>Versión 1.2.0:</w:t>
+      </w:r>
+    </w:p>
+    <w:p>
+      <w:pPr>
+        <w:pStyle w:val="Compact"/>
+        <w:numPr>
+          <w:ilvl w:val="0"/>
+          <w:numId w:val="1011"/>
+        </w:numPr>
+      </w:pPr>
+      <w:r>
+        <w:t>Deepgram Aura-2, integrado como motor de síntesis neuronal recomendado.</w:t>
+      </w:r>
+    </w:p>
+    <w:p>
+      <w:pPr>
+        <w:pStyle w:val="Compact"/>
+        <w:numPr>
+          <w:ilvl w:val="0"/>
+          <w:numId w:val="1011"/>
+        </w:numPr>
+      </w:pPr>
+      <w:r>
+        <w:t>Diccionario de pronunciación: correcciones fonéticas locales para todos los motores.</w:t>
+      </w:r>
+    </w:p>
+    <w:p>
+      <w:pPr>
+        <w:pStyle w:val="Compact"/>
+        <w:numPr>
+          <w:ilvl w:val="0"/>
+          <w:numId w:val="1011"/>
+        </w:numPr>
+      </w:pPr>
+      <w:r>
+        <w:t>Historial de voces nuevas: detección automática entre actualizaciones del catálogo.</w:t>
+      </w:r>
+    </w:p>
+    <w:p>
+      <w:pPr>
+        <w:pStyle w:val="Compact"/>
+        <w:numPr>
+          <w:ilvl w:val="0"/>
+          <w:numId w:val="1011"/>
+        </w:numPr>
+      </w:pPr>
+      <w:r>
+        <w:t>Control de cuota extendido a Deepgram.</w:t>
+      </w:r>
+    </w:p>
+    <w:p>
+      <w:pPr>
+        <w:pStyle w:val="Compact"/>
+        <w:numPr>
+          <w:ilvl w:val="0"/>
+          <w:numId w:val="1011"/>
+        </w:numPr>
+      </w:pPr>
+      <w:r>
+        <w:t>Lectura continua sin pausas entre fragmentos en la nube.</w:t>
       </w:r>
     </w:p>
     <w:p>
@@ -1890,7 +1995,7 @@
         <w:pStyle w:val="FirstParagraph"/>
       </w:pPr>
       <w:r>
-        <w:t xml:space="preserve">El orden es deliberado para proteger la estabilidad del proyecto.</w:t>
+        <w:t>El criterio ha sido el mismo a lo largo de todo el proceso: que funcione, que sea accesible, que el coste sea transparente.</w:t>
       </w:r>
     </w:p>
     <w:p>

--- a/documentos/Fases_Del_Proyecto/Documento 1 – Visión Personal Del Proyecto (versión Completa).docx
+++ b/documentos/Fases_Del_Proyecto/Documento 1 – Visión Personal Del Proyecto (versión Completa).docx
@@ -1988,6 +1988,18 @@
       </w:pPr>
       <w:r>
         <w:t>Lectura continua sin pausas entre fragmentos en la nube.</w:t>
+      </w:r>
+    </w:p>
+    <w:p>
+      <w:pPr>
+        <w:pStyle w:val="Compact"/>
+        <w:numPr>
+          <w:ilvl w:val="0"/>
+          <w:numId w:val="1011"/>
+        </w:numPr>
+      </w:pPr>
+      <w:r>
+        <w:t>Mensajes de arranque silenciados: NVDA ya no verbaliza textos técnicos de la consola al abrir la app.</w:t>
       </w:r>
     </w:p>
     <w:p>

--- a/documentos/Fases_Del_Proyecto/Documento 1 – Visión Personal Del Proyecto (versión Completa).docx
+++ b/documentos/Fases_Del_Proyecto/Documento 1 – Visión Personal Del Proyecto (versión Completa).docx
@@ -2000,6 +2000,18 @@
       </w:pPr>
       <w:r>
         <w:t>Mensajes de arranque silenciados: NVDA ya no verbaliza textos técnicos de la consola al abrir la app.</w:t>
+      </w:r>
+    </w:p>
+    <w:p>
+      <w:pPr>
+        <w:pStyle w:val="Compact"/>
+        <w:numPr>
+          <w:ilvl w:val="0"/>
+          <w:numId w:val="1011"/>
+        </w:numPr>
+      </w:pPr>
+      <w:r>
+        <w:t xml:space="preserve">Copias de seguridad automáticas de proyectos: la app guarda en backups/ un ZIP con el estado de proyectos.json cada vez que se modifica el árbol de proyectos. Se conservan las últimas 5 copias.</w:t>
       </w:r>
     </w:p>
     <w:p>
